--- a/TestWord_1/F_ГО УААСП Автор.docx
+++ b/TestWord_1/F_ГО УААСП Автор.docx
@@ -247,8 +247,8 @@
             <w:sz w:val="28"/>
             <w:szCs w:val="28"/>
           </w:rPr>
-          <w:alias w:val="docDateBegin "/>
-          <w:tag w:val="docDateBegin "/>
+          <w:alias w:val="docDate"/>
+          <w:tag w:val="docDate"/>
           <w:id w:val="-218750133"/>
           <w:placeholder>
             <w:docPart w:val="B930A57E6DD64FA4995818F27EC3F33B"/>
@@ -1332,9 +1332,8 @@
           <w:i/>
           <w:sz w:val="22"/>
           <w:szCs w:val="22"/>
-          <w:lang w:val="uk-UA"/>
-        </w:rPr>
-        <w:t xml:space="preserve">   </w:t>
+        </w:rPr>
+        <w:t xml:space="preserve"> </w:t>
       </w:r>
       <w:r>
         <w:rPr>
@@ -1356,11 +1355,56 @@
       </w:r>
       <w:r>
         <w:rPr>
-          <w:sz w:val="22"/>
-          <w:szCs w:val="22"/>
-          <w:lang w:val="uk-UA"/>
-        </w:rPr>
-        <w:t xml:space="preserve"> псевдонім (и) (якщо є) </w:t>
+          <w:b/>
+          <w:sz w:val="22"/>
+          <w:szCs w:val="22"/>
+          <w:lang w:val="uk-UA"/>
+        </w:rPr>
+        <w:t>,</w:t>
+      </w:r>
+      <w:r>
+        <w:rPr>
+          <w:sz w:val="22"/>
+          <w:szCs w:val="22"/>
+          <w:lang w:val="uk-UA"/>
+        </w:rPr>
+        <w:t xml:space="preserve"> </w:t>
+      </w:r>
+      <w:sdt>
+        <w:sdtPr>
+          <w:rPr>
+            <w:sz w:val="22"/>
+            <w:szCs w:val="22"/>
+            <w:lang w:val="uk-UA"/>
+          </w:rPr>
+          <w:alias w:val="NikName"/>
+          <w:tag w:val="NikName"/>
+          <w:id w:val="2110468696"/>
+          <w:placeholder>
+            <w:docPart w:val="DefaultPlaceholder_-1854013440"/>
+          </w:placeholder>
+          <w:showingPlcHdr/>
+          <w15:appearance w15:val="tags"/>
+          <w:text/>
+        </w:sdtPr>
+        <w:sdtEndPr/>
+        <w:sdtContent>
+          <w:r>
+            <w:rPr>
+              <w:rStyle w:val="af9"/>
+              <w:rFonts w:eastAsia="Calibri"/>
+            </w:rPr>
+            <w:t>Место для ввода текста.</w:t>
+          </w:r>
+        </w:sdtContent>
+      </w:sdt>
+      <w:r>
+        <w:rPr>
+          <w:sz w:val="22"/>
+          <w:szCs w:val="22"/>
+          <w:lang w:val="uk-UA"/>
+        </w:rPr>
+        <w:t xml:space="preserve"> </w:t>
       </w:r>
       <w:sdt>
         <w:sdtPr>
@@ -2679,12 +2723,22 @@
                 <w:pPr>
                   <w:pStyle w:val="11"/>
                   <w:ind w:left="0" w:right="-40"/>
+                  <w:jc w:val="center"/>
                   <w:rPr>
                     <w:sz w:val="20"/>
                     <w:szCs w:val="20"/>
                     <w:lang w:val="uk-UA"/>
                   </w:rPr>
                 </w:pPr>
+                <w:r>
+                  <w:rPr>
+                    <w:b/>
+                    <w:sz w:val="20"/>
+                    <w:szCs w:val="20"/>
+                    <w:lang w:val="uk-UA"/>
+                  </w:rPr>
+                  <w:t>Країна</w:t>
+                </w:r>
               </w:p>
             </w:tc>
             <w:tc>
@@ -2824,7 +2878,6 @@
       </w:sdtPr>
       <w:sdtEndPr/>
       <w:sdtContent>
-        <w:bookmarkStart w:id="2" w:name="_GoBack" w:displacedByCustomXml="prev"/>
         <w:p>
           <w:pPr>
             <w:pStyle w:val="11"/>
@@ -2861,13 +2914,24 @@
                 <w:pPr>
                   <w:pStyle w:val="11"/>
                   <w:ind w:left="0" w:right="-40"/>
-                  <w:jc w:val="both"/>
+                  <w:jc w:val="center"/>
                   <w:rPr>
                     <w:sz w:val="20"/>
                     <w:szCs w:val="20"/>
                     <w:lang w:val="uk-UA"/>
                   </w:rPr>
                 </w:pPr>
+                <w:r>
+                  <w:rPr>
+                    <w:b/>
+                    <w:sz w:val="20"/>
+                    <w:szCs w:val="20"/>
+                    <w:lang w:val="uk-UA"/>
+                  </w:rPr>
+                  <w:t>Країна</w:t>
+                </w:r>
+                <w:bookmarkStart w:id="2" w:name="_GoBack"/>
+                <w:bookmarkEnd w:id="2"/>
               </w:p>
             </w:tc>
             <w:tc>
@@ -2909,7 +2973,6 @@
             </w:rPr>
           </w:pPr>
         </w:p>
-        <w:bookmarkEnd w:id="2" w:displacedByCustomXml="next"/>
       </w:sdtContent>
     </w:sdt>
     <w:bookmarkEnd w:id="1" w:displacedByCustomXml="prev"/>
@@ -9193,6 +9256,60 @@
             <w:r>
               <w:rPr>
                 <w:b/>
+                <w:sz w:val="18"/>
+                <w:szCs w:val="18"/>
+                <w:lang w:val="uk-UA"/>
+              </w:rPr>
+              <w:t>Адреса для листування:</w:t>
+            </w:r>
+            <w:r>
+              <w:rPr>
+                <w:sz w:val="18"/>
+                <w:szCs w:val="18"/>
+                <w:lang w:val="uk-UA"/>
+              </w:rPr>
+              <w:t xml:space="preserve"> </w:t>
+            </w:r>
+            <w:sdt>
+              <w:sdtPr>
+                <w:rPr>
+                  <w:sz w:val="18"/>
+                  <w:szCs w:val="18"/>
+                  <w:lang w:val="uk-UA"/>
+                </w:rPr>
+                <w:alias w:val="CstCorrespAddress"/>
+                <w:tag w:val="CstCorrespAddress"/>
+                <w:id w:val="972402476"/>
+                <w:placeholder>
+                  <w:docPart w:val="34C38E4493164C359035E9871FCBF8F0"/>
+                </w:placeholder>
+                <w:showingPlcHdr/>
+                <w15:appearance w15:val="tags"/>
+                <w:text/>
+              </w:sdtPr>
+              <w:sdtEndPr/>
+              <w:sdtContent>
+                <w:r>
+                  <w:rPr>
+                    <w:rStyle w:val="af9"/>
+                  </w:rPr>
+                  <w:t>Место для ввода текста.</w:t>
+                </w:r>
+              </w:sdtContent>
+            </w:sdt>
+          </w:p>
+          <w:p>
+            <w:pPr>
+              <w:rPr>
+                <w:color w:val="000000"/>
+                <w:sz w:val="18"/>
+                <w:szCs w:val="18"/>
+                <w:lang w:val="uk-UA"/>
+              </w:rPr>
+            </w:pPr>
+            <w:r>
+              <w:rPr>
+                <w:b/>
                 <w:color w:val="000000"/>
                 <w:sz w:val="18"/>
                 <w:szCs w:val="18"/>
@@ -9378,6 +9495,15 @@
                 <w:szCs w:val="18"/>
                 <w:lang w:val="uk-UA"/>
               </w:rPr>
+              <w:t xml:space="preserve"> </w:t>
+            </w:r>
+            <w:r>
+              <w:rPr>
+                <w:color w:val="000000"/>
+                <w:sz w:val="18"/>
+                <w:szCs w:val="18"/>
+                <w:lang w:val="uk-UA"/>
+              </w:rPr>
               <w:t>(серія, номер)</w:t>
             </w:r>
             <w:r>
@@ -9389,16 +9515,15 @@
               </w:rPr>
               <w:t xml:space="preserve">, </w:t>
             </w:r>
-          </w:p>
-          <w:p>
-            <w:pPr>
+            <w:r>
               <w:rPr>
                 <w:color w:val="000000"/>
                 <w:sz w:val="18"/>
                 <w:szCs w:val="18"/>
                 <w:lang w:val="uk-UA"/>
               </w:rPr>
-            </w:pPr>
+              <w:t xml:space="preserve"> </w:t>
+            </w:r>
             <w:r>
               <w:rPr>
                 <w:b/>
@@ -9496,16 +9621,7 @@
                 <w:szCs w:val="18"/>
                 <w:lang w:val="uk-UA"/>
               </w:rPr>
-              <w:t>Банк (повна назва) –</w:t>
-            </w:r>
-            <w:r>
-              <w:rPr>
-                <w:color w:val="000000"/>
-                <w:sz w:val="18"/>
-                <w:szCs w:val="18"/>
-                <w:lang w:val="uk-UA"/>
-              </w:rPr>
-              <w:t xml:space="preserve"> </w:t>
+              <w:t xml:space="preserve">Банк (повна назва) </w:t>
             </w:r>
             <w:sdt>
               <w:sdtPr>
@@ -9564,16 +9680,7 @@
                 <w:szCs w:val="18"/>
                 <w:lang w:val="uk-UA"/>
               </w:rPr>
-              <w:t>МФО –</w:t>
-            </w:r>
-            <w:r>
-              <w:rPr>
-                <w:color w:val="000000"/>
-                <w:sz w:val="18"/>
-                <w:szCs w:val="18"/>
-                <w:lang w:val="uk-UA"/>
-              </w:rPr>
-              <w:t xml:space="preserve"> </w:t>
+              <w:t xml:space="preserve">МФО </w:t>
             </w:r>
             <w:sdt>
               <w:sdtPr>
@@ -9626,25 +9733,6 @@
             <w:r>
               <w:rPr>
                 <w:b/>
-                <w:color w:val="000000"/>
-                <w:sz w:val="18"/>
-                <w:szCs w:val="18"/>
-                <w:lang w:val="uk-UA"/>
-              </w:rPr>
-              <w:t xml:space="preserve"> </w:t>
-            </w:r>
-            <w:r>
-              <w:rPr>
-                <w:b/>
-                <w:color w:val="000000"/>
-                <w:sz w:val="18"/>
-                <w:szCs w:val="18"/>
-                <w:lang w:val="uk-UA"/>
-              </w:rPr>
-              <w:t>–</w:t>
-            </w:r>
-            <w:r>
-              <w:rPr>
                 <w:color w:val="000000"/>
                 <w:sz w:val="18"/>
                 <w:szCs w:val="18"/>
@@ -9709,16 +9797,8 @@
                 <w:szCs w:val="18"/>
                 <w:lang w:val="uk-UA"/>
               </w:rPr>
-              <w:t>Рахунок банку –</w:t>
-            </w:r>
-            <w:r>
-              <w:rPr>
-                <w:color w:val="000000"/>
-                <w:sz w:val="18"/>
-                <w:szCs w:val="18"/>
-                <w:lang w:val="uk-UA"/>
-              </w:rPr>
-              <w:t xml:space="preserve"> </w:t>
+              <w:lastRenderedPageBreak/>
+              <w:t xml:space="preserve">Рахунок банку </w:t>
             </w:r>
             <w:sdt>
               <w:sdtPr>
@@ -9776,8 +9856,7 @@
                 <w:szCs w:val="18"/>
                 <w:lang w:val="uk-UA"/>
               </w:rPr>
-              <w:lastRenderedPageBreak/>
-              <w:t>Особистий рахунок –</w:t>
+              <w:t xml:space="preserve">Особистий рахунок </w:t>
             </w:r>
             <w:r>
               <w:rPr>
@@ -14385,6 +14464,61 @@
         </w:p>
       </w:docPartBody>
     </w:docPart>
+    <w:docPart>
+      <w:docPartPr>
+        <w:name w:val="DefaultPlaceholder_-1854013440"/>
+        <w:category>
+          <w:name w:val="Общие"/>
+          <w:gallery w:val="placeholder"/>
+        </w:category>
+        <w:types>
+          <w:type w:val="bbPlcHdr"/>
+        </w:types>
+        <w:behaviors>
+          <w:behavior w:val="content"/>
+        </w:behaviors>
+        <w:guid w:val="{AE4521BD-5595-4D9B-98DF-85299A7204FC}"/>
+      </w:docPartPr>
+      <w:docPartBody>
+        <w:p>
+          <w:r>
+            <w:rPr>
+              <w:rStyle w:val="a3"/>
+            </w:rPr>
+            <w:t>Место для ввода текста.</w:t>
+          </w:r>
+        </w:p>
+      </w:docPartBody>
+    </w:docPart>
+    <w:docPart>
+      <w:docPartPr>
+        <w:name w:val="34C38E4493164C359035E9871FCBF8F0"/>
+        <w:category>
+          <w:name w:val="Общие"/>
+          <w:gallery w:val="placeholder"/>
+        </w:category>
+        <w:types>
+          <w:type w:val="bbPlcHdr"/>
+        </w:types>
+        <w:behaviors>
+          <w:behavior w:val="content"/>
+        </w:behaviors>
+        <w:guid w:val="{148855A0-C3D1-421C-BB54-CBC30BDD5872}"/>
+      </w:docPartPr>
+      <w:docPartBody>
+        <w:p>
+          <w:pPr>
+            <w:pStyle w:val="34C38E4493164C359035E9871FCBF8F0"/>
+          </w:pPr>
+          <w:r>
+            <w:rPr>
+              <w:rStyle w:val="a3"/>
+            </w:rPr>
+            <w:t>Место для ввода текста.</w:t>
+          </w:r>
+        </w:p>
+      </w:docPartBody>
+    </w:docPart>
   </w:docParts>
 </w:glossaryDocument>
 </file>
@@ -14468,6 +14602,8 @@
     <w:rsidRoot w:val="00D264FE"/>
     <w:rsid w:val="00A42FF8"/>
     <w:rsid w:val="00D264FE"/>
+    <w:rsid w:val="00D92E44"/>
+    <w:rsid w:val="00DF1255"/>
     <w:rsid w:val="00E21416"/>
   </w:rsids>
   <m:mathPr>
@@ -14921,7 +15057,7 @@
     <w:basedOn w:val="a0"/>
     <w:uiPriority w:val="99"/>
     <w:semiHidden/>
-    <w:rsid w:val="00D264FE"/>
+    <w:rsid w:val="00DF1255"/>
     <w:rPr>
       <w:color w:val="808080"/>
     </w:rPr>
@@ -15041,6 +15177,10 @@
   <w:style w:type="paragraph" w:customStyle="1" w:styleId="E8FFC06E7A8541F49A644B5022AC14AC">
     <w:name w:val="E8FFC06E7A8541F49A644B5022AC14AC"/>
     <w:rsid w:val="00D264FE"/>
+  </w:style>
+  <w:style w:type="paragraph" w:customStyle="1" w:styleId="34C38E4493164C359035E9871FCBF8F0">
+    <w:name w:val="34C38E4493164C359035E9871FCBF8F0"/>
+    <w:rsid w:val="00DF1255"/>
   </w:style>
 </w:styles>
 </file>
@@ -15318,7 +15458,7 @@
 </file>
 
 <file path=customXml/itemProps1.xml><?xml version="1.0" encoding="utf-8"?>
-<ds:datastoreItem xmlns:ds="http://schemas.openxmlformats.org/officeDocument/2006/customXml" ds:itemID="{477EC3D9-7F8E-49A8-A73E-3C88A68E03A0}">
+<ds:datastoreItem xmlns:ds="http://schemas.openxmlformats.org/officeDocument/2006/customXml" ds:itemID="{7C33607D-51E2-457E-A54A-119606384E14}">
   <ds:schemaRefs>
     <ds:schemaRef ds:uri="http://schemas.openxmlformats.org/officeDocument/2006/bibliography"/>
   </ds:schemaRefs>

--- a/TestWord_1/F_ГО УААСП Автор.docx
+++ b/TestWord_1/F_ГО УААСП Автор.docx
@@ -2930,8 +2930,6 @@
                   </w:rPr>
                   <w:t>Країна</w:t>
                 </w:r>
-                <w:bookmarkStart w:id="2" w:name="_GoBack"/>
-                <w:bookmarkEnd w:id="2"/>
               </w:p>
             </w:tc>
             <w:tc>
@@ -6310,7 +6308,7 @@
           <w:lang w:val="uk-UA"/>
         </w:rPr>
       </w:pPr>
-      <w:bookmarkStart w:id="3" w:name="_Ref346109396"/>
+      <w:bookmarkStart w:id="2" w:name="_Ref346109396"/>
       <w:r>
         <w:rPr>
           <w:sz w:val="22"/>
@@ -6319,7 +6317,7 @@
         </w:rPr>
         <w:t xml:space="preserve">Сторони погодилися, що ГО УААСП здійснює збір за управління, необхідний для покриття витрат на забезпечення діяльності ГО УААСП у розмірі </w:t>
       </w:r>
-      <w:bookmarkStart w:id="4" w:name="_Hlk525724896"/>
+      <w:bookmarkStart w:id="3" w:name="_Hlk525724896"/>
       <w:sdt>
         <w:sdtPr>
           <w:rPr>
@@ -6394,7 +6392,7 @@
         </w:rPr>
         <w:t>)</w:t>
       </w:r>
-      <w:bookmarkEnd w:id="4"/>
+      <w:bookmarkEnd w:id="3"/>
       <w:r>
         <w:rPr>
           <w:sz w:val="20"/>
@@ -6410,7 +6408,7 @@
         </w:rPr>
         <w:t xml:space="preserve"> від сум, </w:t>
       </w:r>
-      <w:bookmarkEnd w:id="3"/>
+      <w:bookmarkEnd w:id="2"/>
       <w:r>
         <w:rPr>
           <w:sz w:val="22"/>
@@ -14601,6 +14599,7 @@
   <w:rsids>
     <w:rsidRoot w:val="00D264FE"/>
     <w:rsid w:val="00A42FF8"/>
+    <w:rsid w:val="00AF36AC"/>
     <w:rsid w:val="00D264FE"/>
     <w:rsid w:val="00D92E44"/>
     <w:rsid w:val="00DF1255"/>
@@ -15458,7 +15457,7 @@
 </file>
 
 <file path=customXml/itemProps1.xml><?xml version="1.0" encoding="utf-8"?>
-<ds:datastoreItem xmlns:ds="http://schemas.openxmlformats.org/officeDocument/2006/customXml" ds:itemID="{7C33607D-51E2-457E-A54A-119606384E14}">
+<ds:datastoreItem xmlns:ds="http://schemas.openxmlformats.org/officeDocument/2006/customXml" ds:itemID="{6FF4E1E5-B057-4437-A88E-E7E710E6F04C}">
   <ds:schemaRefs>
     <ds:schemaRef ds:uri="http://schemas.openxmlformats.org/officeDocument/2006/bibliography"/>
   </ds:schemaRefs>
